--- a/klagomål/A 41874-2026 FSC-klagomål.docx
+++ b/klagomål/A 41874-2026 FSC-klagomål.docx
@@ -652,7 +652,7 @@
     <w:r>
       <w:tab/>
       <w:tab/>
-      <w:t>2026-10-09</w:t>
+      <w:t>2026-10-10</w:t>
       <w:br/>
       <w:br/>
     </w:r>

--- a/klagomål/A 41874-2026 FSC-klagomål.docx
+++ b/klagomål/A 41874-2026 FSC-klagomål.docx
@@ -652,7 +652,7 @@
     <w:r>
       <w:tab/>
       <w:tab/>
-      <w:t>2026-10-10</w:t>
+      <w:t>2026-10-11</w:t>
       <w:br/>
       <w:br/>
     </w:r>

--- a/klagomål/A 41874-2026 FSC-klagomål.docx
+++ b/klagomål/A 41874-2026 FSC-klagomål.docx
@@ -652,7 +652,7 @@
     <w:r>
       <w:tab/>
       <w:tab/>
-      <w:t>2026-10-11</w:t>
+      <w:t>2026-10-12</w:t>
       <w:br/>
       <w:br/>
     </w:r>

--- a/klagomål/A 41874-2026 FSC-klagomål.docx
+++ b/klagomål/A 41874-2026 FSC-klagomål.docx
@@ -652,7 +652,7 @@
     <w:r>
       <w:tab/>
       <w:tab/>
-      <w:t>2026-10-12</w:t>
+      <w:t>2026-10-13</w:t>
       <w:br/>
       <w:br/>
     </w:r>

--- a/klagomål/A 41874-2026 FSC-klagomål.docx
+++ b/klagomål/A 41874-2026 FSC-klagomål.docx
@@ -652,7 +652,7 @@
     <w:r>
       <w:tab/>
       <w:tab/>
-      <w:t>2026-10-13</w:t>
+      <w:t>2026-10-14</w:t>
       <w:br/>
       <w:br/>
     </w:r>

--- a/klagomål/A 41874-2026 FSC-klagomål.docx
+++ b/klagomål/A 41874-2026 FSC-klagomål.docx
@@ -652,7 +652,7 @@
     <w:r>
       <w:tab/>
       <w:tab/>
-      <w:t>2026-10-14</w:t>
+      <w:t>2026-10-15</w:t>
       <w:br/>
       <w:br/>
     </w:r>

--- a/klagomål/A 41874-2026 FSC-klagomål.docx
+++ b/klagomål/A 41874-2026 FSC-klagomål.docx
@@ -652,7 +652,7 @@
     <w:r>
       <w:tab/>
       <w:tab/>
-      <w:t>2026-10-15</w:t>
+      <w:t>2026-10-16</w:t>
       <w:br/>
       <w:br/>
     </w:r>

--- a/klagomål/A 41874-2026 FSC-klagomål.docx
+++ b/klagomål/A 41874-2026 FSC-klagomål.docx
@@ -652,7 +652,7 @@
     <w:r>
       <w:tab/>
       <w:tab/>
-      <w:t>2026-10-16</w:t>
+      <w:t>2026-10-17</w:t>
       <w:br/>
       <w:br/>
     </w:r>

--- a/klagomål/A 41874-2026 FSC-klagomål.docx
+++ b/klagomål/A 41874-2026 FSC-klagomål.docx
@@ -652,7 +652,7 @@
     <w:r>
       <w:tab/>
       <w:tab/>
-      <w:t>2026-10-17</w:t>
+      <w:t>2026-10-18</w:t>
       <w:br/>
       <w:br/>
     </w:r>

--- a/klagomål/A 41874-2026 FSC-klagomål.docx
+++ b/klagomål/A 41874-2026 FSC-klagomål.docx
@@ -652,7 +652,7 @@
     <w:r>
       <w:tab/>
       <w:tab/>
-      <w:t>2026-10-18</w:t>
+      <w:t>2026-10-19</w:t>
       <w:br/>
       <w:br/>
     </w:r>

--- a/klagomål/A 41874-2026 FSC-klagomål.docx
+++ b/klagomål/A 41874-2026 FSC-klagomål.docx
@@ -652,7 +652,7 @@
     <w:r>
       <w:tab/>
       <w:tab/>
-      <w:t>2026-10-19</w:t>
+      <w:t>2026-10-20</w:t>
       <w:br/>
       <w:br/>
     </w:r>

--- a/klagomål/A 41874-2026 FSC-klagomål.docx
+++ b/klagomål/A 41874-2026 FSC-klagomål.docx
@@ -652,7 +652,7 @@
     <w:r>
       <w:tab/>
       <w:tab/>
-      <w:t>2026-10-20</w:t>
+      <w:t>2026-10-21</w:t>
       <w:br/>
       <w:br/>
     </w:r>

--- a/klagomål/A 41874-2026 FSC-klagomål.docx
+++ b/klagomål/A 41874-2026 FSC-klagomål.docx
@@ -652,7 +652,7 @@
     <w:r>
       <w:tab/>
       <w:tab/>
-      <w:t>2026-10-21</w:t>
+      <w:t>2026-10-22</w:t>
       <w:br/>
       <w:br/>
     </w:r>

--- a/klagomål/A 41874-2026 FSC-klagomål.docx
+++ b/klagomål/A 41874-2026 FSC-klagomål.docx
@@ -652,7 +652,7 @@
     <w:r>
       <w:tab/>
       <w:tab/>
-      <w:t>2026-10-22</w:t>
+      <w:t>2026-10-23</w:t>
       <w:br/>
       <w:br/>
     </w:r>

--- a/klagomål/A 41874-2026 FSC-klagomål.docx
+++ b/klagomål/A 41874-2026 FSC-klagomål.docx
@@ -652,7 +652,7 @@
     <w:r>
       <w:tab/>
       <w:tab/>
-      <w:t>2026-10-23</w:t>
+      <w:t>2026-10-24</w:t>
       <w:br/>
       <w:br/>
     </w:r>

--- a/klagomål/A 41874-2026 FSC-klagomål.docx
+++ b/klagomål/A 41874-2026 FSC-klagomål.docx
@@ -652,7 +652,7 @@
     <w:r>
       <w:tab/>
       <w:tab/>
-      <w:t>2026-10-24</w:t>
+      <w:t>2026-10-25</w:t>
       <w:br/>
       <w:br/>
     </w:r>

--- a/klagomål/A 41874-2026 FSC-klagomål.docx
+++ b/klagomål/A 41874-2026 FSC-klagomål.docx
@@ -652,7 +652,7 @@
     <w:r>
       <w:tab/>
       <w:tab/>
-      <w:t>2026-10-25</w:t>
+      <w:t>2026-10-26</w:t>
       <w:br/>
       <w:br/>
     </w:r>

--- a/klagomål/A 41874-2026 FSC-klagomål.docx
+++ b/klagomål/A 41874-2026 FSC-klagomål.docx
@@ -652,7 +652,7 @@
     <w:r>
       <w:tab/>
       <w:tab/>
-      <w:t>2026-10-26</w:t>
+      <w:t>2026-10-27</w:t>
       <w:br/>
       <w:br/>
     </w:r>

--- a/klagomål/A 41874-2026 FSC-klagomål.docx
+++ b/klagomål/A 41874-2026 FSC-klagomål.docx
@@ -178,7 +178,7 @@
       <w:r>
         <w:drawing>
           <wp:inline xmlns:a="http://schemas.openxmlformats.org/drawingml/2006/main" xmlns:pic="http://schemas.openxmlformats.org/drawingml/2006/picture">
-            <wp:extent cx="4644111" cy="5724000"/>
+            <wp:extent cx="4695254" cy="5724000"/>
             <wp:docPr id="1" name="Picture 1"/>
             <wp:cNvGraphicFramePr>
               <a:graphicFrameLocks noChangeAspect="1"/>
@@ -199,7 +199,7 @@
                   <pic:spPr>
                     <a:xfrm>
                       <a:off x="0" y="0"/>
-                      <a:ext cx="4644111" cy="5724000"/>
+                      <a:ext cx="4695254" cy="5724000"/>
                     </a:xfrm>
                     <a:prstGeom prst="rect"/>
                   </pic:spPr>
@@ -221,7 +221,7 @@
     </w:p>
     <w:p>
       <w:r>
-        <w:t>I avverkningsanmälan finns fynd av 1 naturvårdsarter, varav 1 är rödlistad: vårstarr (NT). Se Figur 1.</w:t>
+        <w:t>I avverkningsanmälan finns fynd av 2 naturvårdsarter, varav 2 är rödlistade: puderfläck (NT) och vårstarr (NT). Se Figur 1.</w:t>
       </w:r>
     </w:p>
     <w:p>
@@ -245,6 +245,17 @@
     <w:p>
       <w:r>
         <w:t>Nedan följer beskrivningar av de naturvårdsarter och fridlysta arter som har sina livsmiljöer och växtplatser i den avverkningsanmälda skogen. De påträffade naturvårdsarterna är ett tydligt kvitto på att det rör sig om en skog med höga naturvärden.</w:t>
+      </w:r>
+    </w:p>
+    <w:p>
+      <w:r>
+        <w:rPr>
+          <w:b/>
+        </w:rPr>
+        <w:t>Puderfläck (NT)</w:t>
+      </w:r>
+      <w:r>
+        <w:t xml:space="preserve"> växer huvudsakligen på halvgamla till gamla ekar med hård bark i halvöppna till slutna lägen. Vid några tillfällen har den hittats på hårdbarkig klibbal på lokaler med hög luftfuktighet. Skogarna har lång skoglig kontinuitet och ofta finns andra rödlistade lavar, t.ex. liten sönderfallslav (NT), på lokalerna. Åtminstone de rikligaste lokalerna bör skyddas (SLU Artdatabanken, 2026).</w:t>
       </w:r>
     </w:p>
     <w:p>
@@ -337,7 +348,7 @@
         <w:rPr>
           <w:i/>
         </w:rPr>
-        <w:t>I det avverkningsanmälda skogsområdet har 1 naturvårdsarter varav 1 rödlistade arter sina livsmiljöer och växtplatser.</w:t>
+        <w:t>I det avverkningsanmälda skogsområdet har 2 naturvårdsarter varav 2 rödlistade arter sina livsmiljöer och växtplatser.</w:t>
       </w:r>
     </w:p>
     <w:p>
@@ -652,7 +663,7 @@
     <w:r>
       <w:tab/>
       <w:tab/>
-      <w:t>2026-10-27</w:t>
+      <w:t>2026-10-28</w:t>
       <w:br/>
       <w:br/>
     </w:r>

--- a/klagomål/A 41874-2026 FSC-klagomål.docx
+++ b/klagomål/A 41874-2026 FSC-klagomål.docx
@@ -663,7 +663,7 @@
     <w:r>
       <w:tab/>
       <w:tab/>
-      <w:t>2026-10-28</w:t>
+      <w:t>2026-10-29</w:t>
       <w:br/>
       <w:br/>
     </w:r>

--- a/klagomål/A 41874-2026 FSC-klagomål.docx
+++ b/klagomål/A 41874-2026 FSC-klagomål.docx
@@ -663,7 +663,7 @@
     <w:r>
       <w:tab/>
       <w:tab/>
-      <w:t>2026-10-29</w:t>
+      <w:t>2026-10-31</w:t>
       <w:br/>
       <w:br/>
     </w:r>
